--- a/klagomål/A 27600-2026 FSC-klagomål.docx
+++ b/klagomål/A 27600-2026 FSC-klagomål.docx
@@ -920,7 +920,7 @@
     <w:r>
       <w:tab/>
       <w:tab/>
-      <w:t>2026-06-18</w:t>
+      <w:t>2026-06-19</w:t>
       <w:br/>
       <w:br/>
     </w:r>

--- a/klagomål/A 27600-2026 FSC-klagomål.docx
+++ b/klagomål/A 27600-2026 FSC-klagomål.docx
@@ -920,7 +920,7 @@
     <w:r>
       <w:tab/>
       <w:tab/>
-      <w:t>2026-06-19</w:t>
+      <w:t>2026-06-20</w:t>
       <w:br/>
       <w:br/>
     </w:r>

--- a/klagomål/A 27600-2026 FSC-klagomål.docx
+++ b/klagomål/A 27600-2026 FSC-klagomål.docx
@@ -168,38 +168,7 @@
     </w:p>
     <w:p>
       <w:r>
-        <w:t>Detta dokument behandlar höga naturvärden i avverkningsanmälan A 27600-2026 i Ljusdals kommun som inkom 2026-06-17 och omfattar 9,4 ha.</w:t>
-      </w:r>
-    </w:p>
-    <w:p>
-      <w:r>
-        <w:t>Nedan presenteras fynd av naturvårdsarter och fridlysta arter som gjorts i det avverkningsanmälda området, samt relevanta utdrag ur standarderna för FSC, Chain of Custody, Controlled Wood och PEFC. I BILAGA 1 finns artfakta om rödlistade arter.</w:t>
-      </w:r>
-    </w:p>
-    <w:p>
-      <w:r>
-        <w:t>Vi förväntar oss att ni återkommer med ett skriftligt svar på vårt klagomål och även beskriver vilka korrigerande åtgärder ni satt in för att rätta till identifierade brister i er efterlevnad av den svenska FSC standarden.</w:t>
-      </w:r>
-    </w:p>
-    <w:p>
-      <w:pPr>
-        <w:pStyle w:val="Heading1"/>
-      </w:pPr>
-      <w:r>
-        <w:t>Naturvårdsarter</w:t>
-      </w:r>
-    </w:p>
-    <w:p>
-      <w:r>
-        <w:t>I och inom 16 meter från avverkningsanmälan har följande 4 naturvårdsarter hittats: garnlav (VU, T), lunglav (NT, T), skrovellav (NT, T) och fläcknycklar (§8). Av dessa är 3 rödlistade. För rödlistade arter har rödlistekategorin angivits inom parentes. Typiska arter inom Natura 2000 som är kopplade till skogsekosystem har markerats med (T). För fridlysta arter anges även paragrafen i Artskyddsförordningen som arten är fridlyst enligt.</w:t>
-      </w:r>
-    </w:p>
-    <w:p>
-      <w:r>
-        <w:t>De påträffade naturvårdsarterna är ett tydligt kvitto på att det rör sig om en skog med höga naturvärden.</w:t>
-      </w:r>
-      <w:r>
-        <w:t xml:space="preserve"> I Figur 1 visas fyndplatser för naturvårdsarter i området, som finns registrerade på Artportalen.</w:t>
+        <w:t>Detta klagomål behandlar höga naturvärden i avverkningsanmälan A 27600-2026 i Ljusdals kommun som inkom 2026-06-17 och omfattar 9,4 ha.</w:t>
       </w:r>
     </w:p>
     <w:p>
@@ -247,28 +216,35 @@
         <w:spacing w:after="240"/>
       </w:pPr>
       <w:r>
-        <w:t>Figur 1. Fyndplatser för naturvårdsarter i och inom 16 meter från avverkningsanmälan (röd linje). Markörer utan svart kant är placerade på fyndplatsen. Markörer med svart kant är placerade vid sidan av fyndplatsen och har ett svart streck som visar fyndplatsens exakta position. Kartans mittpunktskoordinat är N 6846994, E 477098 i SWEREF 99 TM.</w:t>
+        <w:t>Figur 1. Fyndplatser för naturvårdsarter i och inom 16 meter från avverkningsanmälan. Markörer utan svart kant är placerade på fyndplatsen. Markörer med svart kant är placerade vid sidan av fyndplatsen har ett svart streck som visar fyndplatsens exakta position. Kartans mittpunktskoordinat är N 6846994, E 477098 i SWEREF 99 TM.</w:t>
+      </w:r>
+    </w:p>
+    <w:p>
+      <w:r>
+        <w:t>I och inom 16 meter från avverkningsanmälan finns fynd av 4 naturvårdsarter, varav 3 är rödlistade, 1 är fridlyst och 3 är typiska (T): garnlav (VU, T), lunglav (NT, T), skrovellav (NT, T) och fläcknycklar (§8). Se Figur 1.</w:t>
+      </w:r>
+    </w:p>
+    <w:p>
+      <w:r>
+        <w:t>Nedan presenteras relevanta utdrag ur standarderna för FSC, Chain of Custody, Controlled Wood och PEFC.</w:t>
+      </w:r>
+    </w:p>
+    <w:p>
+      <w:r>
+        <w:t>Vi förväntar oss att ni återkommer med ett skriftligt svar på vårt klagomål och även beskriver vilka korrigerande åtgärder ni satt in för att rätta till identifierade brister i er efterlevnad av den svenska FSC standarden.</w:t>
       </w:r>
     </w:p>
     <w:p>
       <w:pPr>
-        <w:pStyle w:val="Heading2"/>
+        <w:pStyle w:val="Heading1"/>
       </w:pPr>
       <w:r>
-        <w:t>Fridlysta arter</w:t>
+        <w:t>Naturvårdsarter och fridlysta arter</w:t>
       </w:r>
     </w:p>
     <w:p>
       <w:r>
-        <w:t>Följande fridlysta arter har sina livsmiljöer och växtplatser i den avverkningsanmälda skogen: fläcknycklar (§8).</w:t>
-      </w:r>
-    </w:p>
-    <w:p>
-      <w:pPr>
-        <w:pStyle w:val="Heading2"/>
-      </w:pPr>
-      <w:r>
-        <w:t>Övriga naturvårdsarter</w:t>
+        <w:t>Nedan följer beskrivningar av de naturvårdsarter och fridlysta arter som har sina livsmiljöer och växtplatser i den avverkningsanmälda skogen. Se även ytterligare artfakta i BILAGA 1. De påträffade naturvårdsarterna är ett tydligt kvitto på att det rör sig om en skog med höga naturvärden.</w:t>
       </w:r>
     </w:p>
     <w:p>
@@ -920,7 +896,7 @@
     <w:r>
       <w:tab/>
       <w:tab/>
-      <w:t>2026-06-20</w:t>
+      <w:t>2026-06-21</w:t>
       <w:br/>
       <w:br/>
     </w:r>

--- a/klagomål/A 27600-2026 FSC-klagomål.docx
+++ b/klagomål/A 27600-2026 FSC-klagomål.docx
@@ -178,7 +178,7 @@
       <w:r>
         <w:drawing>
           <wp:inline xmlns:a="http://schemas.openxmlformats.org/drawingml/2006/main" xmlns:pic="http://schemas.openxmlformats.org/drawingml/2006/picture">
-            <wp:extent cx="5486400" cy="5050882"/>
+            <wp:extent cx="5486400" cy="4941531"/>
             <wp:docPr id="1" name="Picture 1"/>
             <wp:cNvGraphicFramePr>
               <a:graphicFrameLocks noChangeAspect="1"/>
@@ -199,7 +199,7 @@
                   <pic:spPr>
                     <a:xfrm>
                       <a:off x="0" y="0"/>
-                      <a:ext cx="5486400" cy="5050882"/>
+                      <a:ext cx="5486400" cy="4941531"/>
                     </a:xfrm>
                     <a:prstGeom prst="rect"/>
                   </pic:spPr>
@@ -221,7 +221,7 @@
     </w:p>
     <w:p>
       <w:r>
-        <w:t>I och inom 16 meter från avverkningsanmälan finns fynd av 4 naturvårdsarter, varav 3 är rödlistade, 1 är fridlyst och 3 är typiska (T): garnlav (VU, T), lunglav (NT, T), skrovellav (NT, T) och fläcknycklar (§8). Se Figur 1.</w:t>
+        <w:t>I och inom 16 meter från avverkningsanmälan finns fynd av 6 naturvårdsarter, varav 4 är rödlistade, 1 är fridlyst och 5 är typiska (T): garnlav (VU, T), lunglav (NT, T), skrovellav (NT, T), violettgrå tagellav (NT, T), torta (T) och fläcknycklar (§8). Se Figur 1.</w:t>
       </w:r>
     </w:p>
     <w:p>
@@ -380,6 +380,55 @@
       </w:r>
     </w:p>
     <w:p>
+      <w:r>
+        <w:rPr>
+          <w:b/>
+        </w:rPr>
+        <w:t>Violettgrå tagellav (NT)</w:t>
+      </w:r>
+      <w:r>
+        <w:t xml:space="preserve"> växer nästan uteslutande i gamla olikåldriga barrnaturskogar med lång skoglig kontinuitet och är en utmärkt signal på skog med höga naturvärden. Slutavverkning av tidigare aldrig slutavverkad skog (kontinuitetsskog) är det största hotet. Biotopen nyskapas i begränsad omfattning och barrskog äldre än 160 år, där den violettgrå tagellaven huvudsakligen påträffas har minskat med 50% de senaste 50 åren. Lågproduktiv skogsmark där laven förekommer bör undantas från skogsbruk och rika förekomster i äldre granskog bör skyddas. Arten är känslig för uttorkning och det är väsentligt att tillräckligt stora bestånd avsätts. Violettgrå tagellav är typisk art för </w:t>
+      </w:r>
+      <w:r>
+        <w:rPr>
+          <w:i/>
+        </w:rPr>
+        <w:t>9010 Taiga</w:t>
+      </w:r>
+      <w:r>
+        <w:t xml:space="preserve"> (SLU Artdatabanken, 2024; Nitare &amp; Skogsstyrelsen, 2019).</w:t>
+      </w:r>
+    </w:p>
+    <w:p>
+      <w:r>
+        <w:rPr>
+          <w:b/>
+        </w:rPr>
+        <w:t xml:space="preserve">Torta </w:t>
+      </w:r>
+      <w:r>
+        <w:t xml:space="preserve">är typisk art för </w:t>
+      </w:r>
+      <w:r>
+        <w:rPr>
+          <w:i/>
+        </w:rPr>
+        <w:t xml:space="preserve">9050 Näringsrik granskog </w:t>
+      </w:r>
+      <w:r>
+        <w:t xml:space="preserve">och </w:t>
+      </w:r>
+      <w:r>
+        <w:rPr>
+          <w:i/>
+        </w:rPr>
+        <w:t xml:space="preserve">9040 Fjällbjörkskog </w:t>
+      </w:r>
+      <w:r>
+        <w:t>(SLU Artdatabanken, 2025).</w:t>
+      </w:r>
+    </w:p>
+    <w:p>
       <w:pPr>
         <w:pStyle w:val="Heading1"/>
       </w:pPr>
@@ -469,7 +518,7 @@
         <w:rPr>
           <w:i/>
         </w:rPr>
-        <w:t>I det avverkningsanmälda skogsområdet har 4 naturvårdsarter varav 3 rödlistade arter sina livsmiljöer och växtplatser.</w:t>
+        <w:t>I det avverkningsanmälda skogsområdet har 6 naturvårdsarter varav 4 rödlistade arter sina livsmiljöer och växtplatser.</w:t>
       </w:r>
     </w:p>
     <w:p>
@@ -896,7 +945,7 @@
     <w:r>
       <w:tab/>
       <w:tab/>
-      <w:t>2026-06-21</w:t>
+      <w:t>2026-06-22</w:t>
       <w:br/>
       <w:br/>
     </w:r>

--- a/klagomål/A 27600-2026 FSC-klagomål.docx
+++ b/klagomål/A 27600-2026 FSC-klagomål.docx
@@ -945,7 +945,7 @@
     <w:r>
       <w:tab/>
       <w:tab/>
-      <w:t>2026-06-22</w:t>
+      <w:t>2026-06-23</w:t>
       <w:br/>
       <w:br/>
     </w:r>

--- a/klagomål/A 27600-2026 FSC-klagomål.docx
+++ b/klagomål/A 27600-2026 FSC-klagomål.docx
@@ -945,7 +945,7 @@
     <w:r>
       <w:tab/>
       <w:tab/>
-      <w:t>2026-06-23</w:t>
+      <w:t>2026-06-24</w:t>
       <w:br/>
       <w:br/>
     </w:r>

--- a/klagomål/A 27600-2026 FSC-klagomål.docx
+++ b/klagomål/A 27600-2026 FSC-klagomål.docx
@@ -945,7 +945,7 @@
     <w:r>
       <w:tab/>
       <w:tab/>
-      <w:t>2026-06-24</w:t>
+      <w:t>2026-06-25</w:t>
       <w:br/>
       <w:br/>
     </w:r>

--- a/klagomål/A 27600-2026 FSC-klagomål.docx
+++ b/klagomål/A 27600-2026 FSC-klagomål.docx
@@ -945,7 +945,7 @@
     <w:r>
       <w:tab/>
       <w:tab/>
-      <w:t>2026-06-25</w:t>
+      <w:t>2026-06-26</w:t>
       <w:br/>
       <w:br/>
     </w:r>

--- a/klagomål/A 27600-2026 FSC-klagomål.docx
+++ b/klagomål/A 27600-2026 FSC-klagomål.docx
@@ -945,7 +945,7 @@
     <w:r>
       <w:tab/>
       <w:tab/>
-      <w:t>2026-06-26</w:t>
+      <w:t>2026-06-27</w:t>
       <w:br/>
       <w:br/>
     </w:r>

--- a/klagomål/A 27600-2026 FSC-klagomål.docx
+++ b/klagomål/A 27600-2026 FSC-klagomål.docx
@@ -945,7 +945,7 @@
     <w:r>
       <w:tab/>
       <w:tab/>
-      <w:t>2026-06-27</w:t>
+      <w:t>2026-06-28</w:t>
       <w:br/>
       <w:br/>
     </w:r>

--- a/klagomål/A 27600-2026 FSC-klagomål.docx
+++ b/klagomål/A 27600-2026 FSC-klagomål.docx
@@ -945,7 +945,7 @@
     <w:r>
       <w:tab/>
       <w:tab/>
-      <w:t>2026-06-28</w:t>
+      <w:t>2026-06-29</w:t>
       <w:br/>
       <w:br/>
     </w:r>

--- a/klagomål/A 27600-2026 FSC-klagomål.docx
+++ b/klagomål/A 27600-2026 FSC-klagomål.docx
@@ -945,7 +945,7 @@
     <w:r>
       <w:tab/>
       <w:tab/>
-      <w:t>2026-06-29</w:t>
+      <w:t>2026-06-30</w:t>
       <w:br/>
       <w:br/>
     </w:r>

--- a/klagomål/A 27600-2026 FSC-klagomål.docx
+++ b/klagomål/A 27600-2026 FSC-klagomål.docx
@@ -945,7 +945,7 @@
     <w:r>
       <w:tab/>
       <w:tab/>
-      <w:t>2026-06-30</w:t>
+      <w:t>2026-07-01</w:t>
       <w:br/>
       <w:br/>
     </w:r>

--- a/klagomål/A 27600-2026 FSC-klagomål.docx
+++ b/klagomål/A 27600-2026 FSC-klagomål.docx
@@ -945,7 +945,7 @@
     <w:r>
       <w:tab/>
       <w:tab/>
-      <w:t>2026-07-01</w:t>
+      <w:t>2026-07-02</w:t>
       <w:br/>
       <w:br/>
     </w:r>

--- a/klagomål/A 27600-2026 FSC-klagomål.docx
+++ b/klagomål/A 27600-2026 FSC-klagomål.docx
@@ -945,7 +945,7 @@
     <w:r>
       <w:tab/>
       <w:tab/>
-      <w:t>2026-07-13</w:t>
+      <w:t>2026-07-14</w:t>
       <w:br/>
       <w:br/>
     </w:r>

--- a/klagomål/A 27600-2026 FSC-klagomål.docx
+++ b/klagomål/A 27600-2026 FSC-klagomål.docx
@@ -945,7 +945,7 @@
     <w:r>
       <w:tab/>
       <w:tab/>
-      <w:t>2026-07-14</w:t>
+      <w:t>2026-07-15</w:t>
       <w:br/>
       <w:br/>
     </w:r>

--- a/klagomål/A 27600-2026 FSC-klagomål.docx
+++ b/klagomål/A 27600-2026 FSC-klagomål.docx
@@ -945,7 +945,7 @@
     <w:r>
       <w:tab/>
       <w:tab/>
-      <w:t>2026-07-15</w:t>
+      <w:t>2026-07-16</w:t>
       <w:br/>
       <w:br/>
     </w:r>

--- a/klagomål/A 27600-2026 FSC-klagomål.docx
+++ b/klagomål/A 27600-2026 FSC-klagomål.docx
@@ -945,7 +945,7 @@
     <w:r>
       <w:tab/>
       <w:tab/>
-      <w:t>2026-07-16</w:t>
+      <w:t>2026-07-17</w:t>
       <w:br/>
       <w:br/>
     </w:r>

--- a/klagomål/A 27600-2026 FSC-klagomål.docx
+++ b/klagomål/A 27600-2026 FSC-klagomål.docx
@@ -945,7 +945,7 @@
     <w:r>
       <w:tab/>
       <w:tab/>
-      <w:t>2026-07-17</w:t>
+      <w:t>2026-07-18</w:t>
       <w:br/>
       <w:br/>
     </w:r>

--- a/klagomål/A 27600-2026 FSC-klagomål.docx
+++ b/klagomål/A 27600-2026 FSC-klagomål.docx
@@ -945,7 +945,7 @@
     <w:r>
       <w:tab/>
       <w:tab/>
-      <w:t>2026-07-18</w:t>
+      <w:t>2026-07-19</w:t>
       <w:br/>
       <w:br/>
     </w:r>

--- a/klagomål/A 27600-2026 FSC-klagomål.docx
+++ b/klagomål/A 27600-2026 FSC-klagomål.docx
@@ -945,7 +945,7 @@
     <w:r>
       <w:tab/>
       <w:tab/>
-      <w:t>2026-07-19</w:t>
+      <w:t>2026-07-20</w:t>
       <w:br/>
       <w:br/>
     </w:r>

--- a/klagomål/A 27600-2026 FSC-klagomål.docx
+++ b/klagomål/A 27600-2026 FSC-klagomål.docx
@@ -945,7 +945,7 @@
     <w:r>
       <w:tab/>
       <w:tab/>
-      <w:t>2026-07-20</w:t>
+      <w:t>2026-07-21</w:t>
       <w:br/>
       <w:br/>
     </w:r>

--- a/klagomål/A 27600-2026 FSC-klagomål.docx
+++ b/klagomål/A 27600-2026 FSC-klagomål.docx
@@ -945,7 +945,7 @@
     <w:r>
       <w:tab/>
       <w:tab/>
-      <w:t>2026-07-21</w:t>
+      <w:t>2026-07-22</w:t>
       <w:br/>
       <w:br/>
     </w:r>

--- a/klagomål/A 27600-2026 FSC-klagomål.docx
+++ b/klagomål/A 27600-2026 FSC-klagomål.docx
@@ -945,7 +945,7 @@
     <w:r>
       <w:tab/>
       <w:tab/>
-      <w:t>2026-07-22</w:t>
+      <w:t>2026-07-23</w:t>
       <w:br/>
       <w:br/>
     </w:r>

--- a/klagomål/A 27600-2026 FSC-klagomål.docx
+++ b/klagomål/A 27600-2026 FSC-klagomål.docx
@@ -945,7 +945,7 @@
     <w:r>
       <w:tab/>
       <w:tab/>
-      <w:t>2026-07-23</w:t>
+      <w:t>2026-07-24</w:t>
       <w:br/>
       <w:br/>
     </w:r>

--- a/klagomål/A 27600-2026 FSC-klagomål.docx
+++ b/klagomål/A 27600-2026 FSC-klagomål.docx
@@ -945,7 +945,7 @@
     <w:r>
       <w:tab/>
       <w:tab/>
-      <w:t>2026-07-24</w:t>
+      <w:t>2026-07-25</w:t>
       <w:br/>
       <w:br/>
     </w:r>

--- a/klagomål/A 27600-2026 FSC-klagomål.docx
+++ b/klagomål/A 27600-2026 FSC-klagomål.docx
@@ -945,7 +945,7 @@
     <w:r>
       <w:tab/>
       <w:tab/>
-      <w:t>2026-07-25</w:t>
+      <w:t>2026-07-26</w:t>
       <w:br/>
       <w:br/>
     </w:r>

--- a/klagomål/A 27600-2026 FSC-klagomål.docx
+++ b/klagomål/A 27600-2026 FSC-klagomål.docx
@@ -945,7 +945,7 @@
     <w:r>
       <w:tab/>
       <w:tab/>
-      <w:t>2026-07-26</w:t>
+      <w:t>2026-07-27</w:t>
       <w:br/>
       <w:br/>
     </w:r>

--- a/klagomål/A 27600-2026 FSC-klagomål.docx
+++ b/klagomål/A 27600-2026 FSC-klagomål.docx
@@ -945,7 +945,7 @@
     <w:r>
       <w:tab/>
       <w:tab/>
-      <w:t>2026-07-27</w:t>
+      <w:t>2026-07-28</w:t>
       <w:br/>
       <w:br/>
     </w:r>

--- a/klagomål/A 27600-2026 FSC-klagomål.docx
+++ b/klagomål/A 27600-2026 FSC-klagomål.docx
@@ -945,7 +945,7 @@
     <w:r>
       <w:tab/>
       <w:tab/>
-      <w:t>2026-07-28</w:t>
+      <w:t>2026-07-29</w:t>
       <w:br/>
       <w:br/>
     </w:r>

--- a/klagomål/A 27600-2026 FSC-klagomål.docx
+++ b/klagomål/A 27600-2026 FSC-klagomål.docx
@@ -945,7 +945,7 @@
     <w:r>
       <w:tab/>
       <w:tab/>
-      <w:t>2026-07-29</w:t>
+      <w:t>2026-07-30</w:t>
       <w:br/>
       <w:br/>
     </w:r>

--- a/klagomål/A 27600-2026 FSC-klagomål.docx
+++ b/klagomål/A 27600-2026 FSC-klagomål.docx
@@ -945,7 +945,7 @@
     <w:r>
       <w:tab/>
       <w:tab/>
-      <w:t>2026-07-30</w:t>
+      <w:t>2026-07-31</w:t>
       <w:br/>
       <w:br/>
     </w:r>

--- a/klagomål/A 27600-2026 FSC-klagomål.docx
+++ b/klagomål/A 27600-2026 FSC-klagomål.docx
@@ -945,7 +945,7 @@
     <w:r>
       <w:tab/>
       <w:tab/>
-      <w:t>2026-07-31</w:t>
+      <w:t>2026-08-01</w:t>
       <w:br/>
       <w:br/>
     </w:r>

--- a/klagomål/A 27600-2026 FSC-klagomål.docx
+++ b/klagomål/A 27600-2026 FSC-klagomål.docx
@@ -945,7 +945,7 @@
     <w:r>
       <w:tab/>
       <w:tab/>
-      <w:t>2026-08-01</w:t>
+      <w:t>2026-08-02</w:t>
       <w:br/>
       <w:br/>
     </w:r>

--- a/klagomål/A 27600-2026 FSC-klagomål.docx
+++ b/klagomål/A 27600-2026 FSC-klagomål.docx
@@ -945,7 +945,7 @@
     <w:r>
       <w:tab/>
       <w:tab/>
-      <w:t>2026-08-02</w:t>
+      <w:t>2026-08-03</w:t>
       <w:br/>
       <w:br/>
     </w:r>

--- a/klagomål/A 27600-2026 FSC-klagomål.docx
+++ b/klagomål/A 27600-2026 FSC-klagomål.docx
@@ -945,7 +945,7 @@
     <w:r>
       <w:tab/>
       <w:tab/>
-      <w:t>2026-08-03</w:t>
+      <w:t>2026-08-05</w:t>
       <w:br/>
       <w:br/>
     </w:r>

--- a/klagomål/A 27600-2026 FSC-klagomål.docx
+++ b/klagomål/A 27600-2026 FSC-klagomål.docx
@@ -945,7 +945,7 @@
     <w:r>
       <w:tab/>
       <w:tab/>
-      <w:t>2026-08-05</w:t>
+      <w:t>2026-08-07</w:t>
       <w:br/>
       <w:br/>
     </w:r>

--- a/klagomål/A 27600-2026 FSC-klagomål.docx
+++ b/klagomål/A 27600-2026 FSC-klagomål.docx
@@ -945,7 +945,7 @@
     <w:r>
       <w:tab/>
       <w:tab/>
-      <w:t>2026-08-07</w:t>
+      <w:t>2026-08-08</w:t>
       <w:br/>
       <w:br/>
     </w:r>

--- a/klagomål/A 27600-2026 FSC-klagomål.docx
+++ b/klagomål/A 27600-2026 FSC-klagomål.docx
@@ -216,7 +216,7 @@
         <w:spacing w:after="240"/>
       </w:pPr>
       <w:r>
-        <w:t>Figur 1. Fyndplatser för naturvårdsarter i och inom 16 meter från avverkningsanmälan. Markörer utan svart kant är placerade på fyndplatsen. Markörer med svart kant är placerade vid sidan av fyndplatsen har ett svart streck som visar fyndplatsens exakta position. Kartans mittpunktskoordinat är N 6846994, E 477098 i SWEREF 99 TM.</w:t>
+        <w:t>Figur 1. Fyndplatser för naturvårdsarter i och inom 16 meter från avverkningsanmälan. Markörer utan svart kant är placerade på fyndplatsen. Markörer med svart kant är placerade vid sidan av fyndplatsen och har ett svart streck som visar fyndplatsens exakta position. Kartans mittpunktskoordinat är N 6846994, E 477098 i SWEREF 99 TM.</w:t>
       </w:r>
     </w:p>
     <w:p>
@@ -945,7 +945,7 @@
     <w:r>
       <w:tab/>
       <w:tab/>
-      <w:t>2026-08-14</w:t>
+      <w:t>2026-08-15</w:t>
       <w:br/>
       <w:br/>
     </w:r>

--- a/klagomål/A 27600-2026 FSC-klagomål.docx
+++ b/klagomål/A 27600-2026 FSC-klagomål.docx
@@ -945,7 +945,7 @@
     <w:r>
       <w:tab/>
       <w:tab/>
-      <w:t>2026-08-15</w:t>
+      <w:t>2026-08-16</w:t>
       <w:br/>
       <w:br/>
     </w:r>

--- a/klagomål/A 27600-2026 FSC-klagomål.docx
+++ b/klagomål/A 27600-2026 FSC-klagomål.docx
@@ -945,7 +945,7 @@
     <w:r>
       <w:tab/>
       <w:tab/>
-      <w:t>2026-08-16</w:t>
+      <w:t>2026-08-17</w:t>
       <w:br/>
       <w:br/>
     </w:r>

--- a/klagomål/A 27600-2026 FSC-klagomål.docx
+++ b/klagomål/A 27600-2026 FSC-klagomål.docx
@@ -945,7 +945,7 @@
     <w:r>
       <w:tab/>
       <w:tab/>
-      <w:t>2026-08-17</w:t>
+      <w:t>2026-08-18</w:t>
       <w:br/>
       <w:br/>
     </w:r>

--- a/klagomål/A 27600-2026 FSC-klagomål.docx
+++ b/klagomål/A 27600-2026 FSC-klagomål.docx
@@ -945,7 +945,7 @@
     <w:r>
       <w:tab/>
       <w:tab/>
-      <w:t>2026-08-18</w:t>
+      <w:t>2026-08-19</w:t>
       <w:br/>
       <w:br/>
     </w:r>

--- a/klagomål/A 27600-2026 FSC-klagomål.docx
+++ b/klagomål/A 27600-2026 FSC-klagomål.docx
@@ -945,7 +945,7 @@
     <w:r>
       <w:tab/>
       <w:tab/>
-      <w:t>2026-08-19</w:t>
+      <w:t>2026-08-20</w:t>
       <w:br/>
       <w:br/>
     </w:r>

--- a/klagomål/A 27600-2026 FSC-klagomål.docx
+++ b/klagomål/A 27600-2026 FSC-klagomål.docx
@@ -945,7 +945,7 @@
     <w:r>
       <w:tab/>
       <w:tab/>
-      <w:t>2026-08-20</w:t>
+      <w:t>2026-08-21</w:t>
       <w:br/>
       <w:br/>
     </w:r>

--- a/klagomål/A 27600-2026 FSC-klagomål.docx
+++ b/klagomål/A 27600-2026 FSC-klagomål.docx
@@ -945,7 +945,7 @@
     <w:r>
       <w:tab/>
       <w:tab/>
-      <w:t>2026-08-21</w:t>
+      <w:t>2026-08-22</w:t>
       <w:br/>
       <w:br/>
     </w:r>
